--- a/14_warn_layoff_motive/paper/main.docx
+++ b/14_warn_layoff_motive/paper/main.docx
@@ -9292,19 +9292,7 @@
         <w:t xml:space="preserve"> </w:t>
       </w:r>
       <w:r>
-        <w:t xml:space="preserve">Palmon, O., Sun, H.-L., Tang, A.P.,</w:t>
-      </w:r>
-      <w:r>
-        <w:t xml:space="preserve"> </w:t>
-      </w:r>
-      <w:r>
-        <w:t xml:space="preserve">1997. Layoff announcements: Stock price impact and financial performance.</w:t>
-      </w:r>
-      <w:r>
-        <w:t xml:space="preserve"> </w:t>
-      </w:r>
-      <w:r>
-        <w:t xml:space="preserve">Financial Management 26, 54–68.</w:t>
+        <w:t xml:space="preserve">Palmon, O., Sun, H.-L., Tang, A.P., 1997. Layoff announcements: Stock market impact and financial performance. Financial Management 26, 54–68.</w:t>
       </w:r>
       <w:r>
         <w:t xml:space="preserve"> </w:t>
